--- a/AI for Engineers Course/Week 8/Week8_Assignment_Solution.docx
+++ b/AI for Engineers Course/Week 8/Week8_Assignment_Solution.docx
@@ -236,15 +236,15 @@
         <w:spacing w:after="50"/>
       </w:pPr>
       <w:r>
-        <w:t xml:space="preserve">Without optimization: 10,000 * 1000 tokens * ($0.01 input + $0.02 output) = $3,000</w:t>
-      </w:r>
-    </w:p>
-    <w:p>
-      <w:pPr>
-        <w:spacing w:after="50"/>
-      </w:pPr>
-      <w:r>
-        <w:t xml:space="preserve">With optimization: 6,000 * GPT-3.5 + 3,000 * GPT-4 + 40% cache hit = $1,200</w:t>
+        <w:t>Without optimization: 10,000 requests * 1,000 tokens each at ($0.01 input + $0.02 output) per 1K tokens = $300</w:t>
+      </w:r>
+    </w:p>
+    <w:p>
+      <w:pPr>
+        <w:spacing w:after="50"/>
+      </w:pPr>
+      <w:r>
+        <w:t>With optimization: 6,000 easy queries on a small model, 40% semantic-cache hits, only hard queries on the large model = roughly $120</w:t>
       </w:r>
     </w:p>
     <w:p>
@@ -456,7 +456,7 @@
         <w:spacing w:after="30"/>
       </w:pPr>
       <w:r>
-        <w:t xml:space="preserve">from fastapi.security import HTTPBearer, HTTPAuthCredentials</w:t>
+        <w:t>from fastapi.security import HTTPBearer, HTTPAuthorizationCredentials</w:t>
       </w:r>
     </w:p>
     <w:p>
@@ -488,7 +488,7 @@
         <w:spacing w:after="30"/>
       </w:pPr>
       <w:r>
-        <w:t xml:space="preserve">async def verify_token(credentials: HTTPAuthCredentials = Depends(security)):</w:t>
+        <w:t>async def verify_token(credentials: HTTPAuthorizationCredentials = Depends(security)):</w:t>
       </w:r>
     </w:p>
     <w:p>
@@ -504,7 +504,7 @@
         <w:spacing w:after="30"/>
       </w:pPr>
       <w:r>
-        <w:t xml:space="preserve">        payload = jwt.decode(credentials.credentials, 'secret', algorithms=['HS256'])</w:t>
+        <w:t xml:space="preserve">        payload = jwt.decode(credentials.credentials, os.environ['JWT_SECRET'], algorithms=['HS256'])  # never hardcode signing keys</w:t>
       </w:r>
     </w:p>
     <w:p>
@@ -609,6 +609,49 @@
       </w:pPr>
       <w:r>
         <w:t xml:space="preserve">    return response</w:t>
+      </w:r>
+    </w:p>
+    <w:p>
+      <w:pPr>
+        <w:pStyle w:val="Heading2"/>
+      </w:pPr>
+      <w:r>
+        <w:rPr>
+          <w:b/>
+        </w:rPr>
+        <w:t>PART C: REFLECTION AND ANALYSIS, MODEL ANSWERS</w:t>
+      </w:r>
+    </w:p>
+    <w:p>
+      <w:pPr>
+        <w:pStyle w:val="Heading2"/>
+      </w:pPr>
+      <w:r>
+        <w:rPr>
+          <w:b/>
+        </w:rPr>
+        <w:t>Question 1: Security Tradeoffs (model answer)</w:t>
+      </w:r>
+    </w:p>
+    <w:p>
+      <w:r>
+        <w:t>The core tension: every control adds friction, so place the strictest controls where the blast radius is largest. Rate limiting protects capacity but blocks legitimate bursts; tiered limits with Retry-After headers preserve usability. Strict input validation stops injection but false-positives on unusual legitimate prompts; allowlist by route and log borderline cases for review instead of hard-blocking everything. Authentication friction is best reduced with short-lived tokens plus refresh flows rather than weaker checks. Output filtering should block high-confidence violations and flag medium-confidence ones for human review. Treat the false-positive rate as a product metric and report it next to the incidents prevented.</w:t>
+      </w:r>
+    </w:p>
+    <w:p>
+      <w:pPr>
+        <w:pStyle w:val="Heading2"/>
+      </w:pPr>
+      <w:r>
+        <w:rPr>
+          <w:b/>
+        </w:rPr>
+        <w:t>Question 2: Production Readiness (model answer)</w:t>
+      </w:r>
+    </w:p>
+    <w:p>
+      <w:r>
+        <w:t>Reliability: multi-zone replicas, graceful degradation when the model API is down (serve from cache or fall back to a smaller model), and load-shedding rules. Compliance: audit logging of prompts and outputs, data-retention schedules, residency constraints, and change management for prompt and model versions. Operations: cost budgets with alerts, capacity planning, an incident-response runbook, an on-call rotation, and postmortems. Add scheduled red-team exercises against prompt injection and data exfiltration; a system this exposed needs adversarial testing as a routine, not an event.</w:t>
       </w:r>
     </w:p>
     <w:sectPr>
